--- a/TFG.docx
+++ b/TFG.docx
@@ -2079,7 +2079,41 @@
           <w:sz w:val="22"/>
           <w:szCs w:val="22"/>
         </w:rPr>
-        <w:t xml:space="preserve">Se seleccionó como motor a usar para el desarrollo de los juegos el motor </w:t>
+        <w:t>Se seleccionó como motor a usar para el desarrollo de los juegos el motor Phaser ya que este es un motor orientado y optimizado para HTML5 para juegos 2D. Su arquitectura está enfocada en una rápida carga en web y compatibilidad con navegadores tanto en su versión desktop como en su versión móvil.</w:t>
+      </w:r>
+    </w:p>
+    <w:p>
+      <w:pPr>
+        <w:rPr>
+          <w:rFonts w:ascii="Trebuchet MS" w:eastAsia="Trebuchet MS" w:hAnsi="Trebuchet MS" w:cs="Trebuchet MS"/>
+          <w:sz w:val="22"/>
+          <w:szCs w:val="22"/>
+        </w:rPr>
+      </w:pPr>
+      <w:r>
+        <w:rPr>
+          <w:rFonts w:ascii="Trebuchet MS" w:eastAsia="Trebuchet MS" w:hAnsi="Trebuchet MS" w:cs="Trebuchet MS"/>
+          <w:sz w:val="22"/>
+          <w:szCs w:val="22"/>
+        </w:rPr>
+        <w:t>Además, Phaser usa WebLG como renderer principal, el cual mantiene compatibilidad con navegadores limitados, maneja muchos objetos en pantalla y puede incluso aprovecharse de la aceleración GPU siempre que esta esté disponible.</w:t>
+      </w:r>
+    </w:p>
+    <w:p>
+      <w:pPr>
+        <w:rPr>
+          <w:rFonts w:ascii="Trebuchet MS" w:eastAsia="Trebuchet MS" w:hAnsi="Trebuchet MS" w:cs="Trebuchet MS"/>
+          <w:sz w:val="22"/>
+          <w:szCs w:val="22"/>
+        </w:rPr>
+      </w:pPr>
+      <w:r>
+        <w:rPr>
+          <w:rFonts w:ascii="Trebuchet MS" w:eastAsia="Trebuchet MS" w:hAnsi="Trebuchet MS" w:cs="Trebuchet MS"/>
+          <w:sz w:val="22"/>
+          <w:szCs w:val="22"/>
+        </w:rPr>
+        <w:t xml:space="preserve">Phaser funciona usando JavaScript, lo que permite que se embebe fácilmente en </w:t>
       </w:r>
       <w:proofErr w:type="spellStart"/>
       <w:r>
@@ -2088,7 +2122,7 @@
           <w:sz w:val="22"/>
           <w:szCs w:val="22"/>
         </w:rPr>
-        <w:t>Phaser</w:t>
+        <w:t>paginas</w:t>
       </w:r>
       <w:proofErr w:type="spellEnd"/>
       <w:r>
@@ -2097,229 +2131,41 @@
           <w:sz w:val="22"/>
           <w:szCs w:val="22"/>
         </w:rPr>
-        <w:t xml:space="preserve"> ya que este es un motor orientado y optimizado para HTML5 para juegos 2D. Su arquitectura está enfocada en una rápida carga en web y compatibilidad con navegadores tanto en su versión desktop como en su versión móvil.</w:t>
-      </w:r>
-    </w:p>
-    <w:p>
-      <w:pPr>
-        <w:rPr>
-          <w:rFonts w:ascii="Trebuchet MS" w:eastAsia="Trebuchet MS" w:hAnsi="Trebuchet MS" w:cs="Trebuchet MS"/>
-          <w:sz w:val="22"/>
-          <w:szCs w:val="22"/>
-        </w:rPr>
-      </w:pPr>
-      <w:r>
-        <w:rPr>
-          <w:rFonts w:ascii="Trebuchet MS" w:eastAsia="Trebuchet MS" w:hAnsi="Trebuchet MS" w:cs="Trebuchet MS"/>
-          <w:sz w:val="22"/>
-          <w:szCs w:val="22"/>
-        </w:rPr>
-        <w:t xml:space="preserve">Además, </w:t>
-      </w:r>
-      <w:proofErr w:type="spellStart"/>
-      <w:r>
-        <w:rPr>
-          <w:rFonts w:ascii="Trebuchet MS" w:eastAsia="Trebuchet MS" w:hAnsi="Trebuchet MS" w:cs="Trebuchet MS"/>
-          <w:sz w:val="22"/>
-          <w:szCs w:val="22"/>
-        </w:rPr>
-        <w:t>Phaser</w:t>
-      </w:r>
-      <w:proofErr w:type="spellEnd"/>
-      <w:r>
-        <w:rPr>
-          <w:rFonts w:ascii="Trebuchet MS" w:eastAsia="Trebuchet MS" w:hAnsi="Trebuchet MS" w:cs="Trebuchet MS"/>
-          <w:sz w:val="22"/>
-          <w:szCs w:val="22"/>
-        </w:rPr>
-        <w:t xml:space="preserve"> usa </w:t>
-      </w:r>
-      <w:proofErr w:type="spellStart"/>
-      <w:r>
-        <w:rPr>
-          <w:rFonts w:ascii="Trebuchet MS" w:eastAsia="Trebuchet MS" w:hAnsi="Trebuchet MS" w:cs="Trebuchet MS"/>
-          <w:sz w:val="22"/>
-          <w:szCs w:val="22"/>
-        </w:rPr>
-        <w:t>WebLG</w:t>
-      </w:r>
-      <w:proofErr w:type="spellEnd"/>
-      <w:r>
-        <w:rPr>
-          <w:rFonts w:ascii="Trebuchet MS" w:eastAsia="Trebuchet MS" w:hAnsi="Trebuchet MS" w:cs="Trebuchet MS"/>
-          <w:sz w:val="22"/>
-          <w:szCs w:val="22"/>
-        </w:rPr>
-        <w:t xml:space="preserve"> como </w:t>
-      </w:r>
-      <w:proofErr w:type="spellStart"/>
-      <w:r>
-        <w:rPr>
-          <w:rFonts w:ascii="Trebuchet MS" w:eastAsia="Trebuchet MS" w:hAnsi="Trebuchet MS" w:cs="Trebuchet MS"/>
-          <w:sz w:val="22"/>
-          <w:szCs w:val="22"/>
-        </w:rPr>
-        <w:t>renderer</w:t>
-      </w:r>
-      <w:proofErr w:type="spellEnd"/>
-      <w:r>
-        <w:rPr>
-          <w:rFonts w:ascii="Trebuchet MS" w:eastAsia="Trebuchet MS" w:hAnsi="Trebuchet MS" w:cs="Trebuchet MS"/>
-          <w:sz w:val="22"/>
-          <w:szCs w:val="22"/>
-        </w:rPr>
-        <w:t xml:space="preserve"> principal, el cual mantiene compatibilidad con navegadores limitados, maneja muchos objetos en pantalla y puede incluso aprovecharse de la aceleración GPU siempre que esta esté disponible.</w:t>
-      </w:r>
-    </w:p>
-    <w:p>
-      <w:pPr>
-        <w:rPr>
-          <w:rFonts w:ascii="Trebuchet MS" w:eastAsia="Trebuchet MS" w:hAnsi="Trebuchet MS" w:cs="Trebuchet MS"/>
-          <w:sz w:val="22"/>
-          <w:szCs w:val="22"/>
-        </w:rPr>
-      </w:pPr>
-      <w:proofErr w:type="spellStart"/>
-      <w:r>
-        <w:rPr>
-          <w:rFonts w:ascii="Trebuchet MS" w:eastAsia="Trebuchet MS" w:hAnsi="Trebuchet MS" w:cs="Trebuchet MS"/>
-          <w:sz w:val="22"/>
-          <w:szCs w:val="22"/>
-        </w:rPr>
-        <w:t>Phaser</w:t>
-      </w:r>
-      <w:proofErr w:type="spellEnd"/>
-      <w:r>
-        <w:rPr>
-          <w:rFonts w:ascii="Trebuchet MS" w:eastAsia="Trebuchet MS" w:hAnsi="Trebuchet MS" w:cs="Trebuchet MS"/>
-          <w:sz w:val="22"/>
-          <w:szCs w:val="22"/>
-        </w:rPr>
-        <w:t xml:space="preserve"> funciona usando JavaScript, lo que permite que se embebe fácilmente en </w:t>
-      </w:r>
-      <w:proofErr w:type="spellStart"/>
-      <w:r>
-        <w:rPr>
-          <w:rFonts w:ascii="Trebuchet MS" w:eastAsia="Trebuchet MS" w:hAnsi="Trebuchet MS" w:cs="Trebuchet MS"/>
-          <w:sz w:val="22"/>
-          <w:szCs w:val="22"/>
-        </w:rPr>
-        <w:t>paginas</w:t>
-      </w:r>
-      <w:proofErr w:type="spellEnd"/>
-      <w:r>
-        <w:rPr>
-          <w:rFonts w:ascii="Trebuchet MS" w:eastAsia="Trebuchet MS" w:hAnsi="Trebuchet MS" w:cs="Trebuchet MS"/>
-          <w:sz w:val="22"/>
-          <w:szCs w:val="22"/>
-        </w:rPr>
-        <w:t xml:space="preserve"> web, lo que facilita mucho el manejo de usuarios, perfiles, tablas de clasificación, entre otros aspectos. También, es un programa simple de usar ya que incluye varios sistemas y funciones que facilitan y acortan mucho el tiempo de desarrollo, como un sistema de escenas, animaciones por </w:t>
-      </w:r>
-      <w:proofErr w:type="spellStart"/>
-      <w:r>
-        <w:rPr>
-          <w:rFonts w:ascii="Trebuchet MS" w:eastAsia="Trebuchet MS" w:hAnsi="Trebuchet MS" w:cs="Trebuchet MS"/>
-          <w:sz w:val="22"/>
-          <w:szCs w:val="22"/>
-        </w:rPr>
-        <w:t>spritesheets</w:t>
-      </w:r>
-      <w:proofErr w:type="spellEnd"/>
-      <w:r>
-        <w:rPr>
-          <w:rFonts w:ascii="Trebuchet MS" w:eastAsia="Trebuchet MS" w:hAnsi="Trebuchet MS" w:cs="Trebuchet MS"/>
-          <w:sz w:val="22"/>
-          <w:szCs w:val="22"/>
-        </w:rPr>
-        <w:t>, integración de audio, entre muchas otras, por lo que no se parte de 0.</w:t>
-      </w:r>
-    </w:p>
-    <w:p>
-      <w:pPr>
-        <w:rPr>
-          <w:rFonts w:ascii="Trebuchet MS" w:eastAsia="Trebuchet MS" w:hAnsi="Trebuchet MS" w:cs="Trebuchet MS"/>
-          <w:sz w:val="22"/>
-          <w:szCs w:val="22"/>
-        </w:rPr>
-      </w:pPr>
-      <w:r>
-        <w:rPr>
-          <w:rFonts w:ascii="Trebuchet MS" w:eastAsia="Trebuchet MS" w:hAnsi="Trebuchet MS" w:cs="Trebuchet MS"/>
-          <w:sz w:val="22"/>
-          <w:szCs w:val="22"/>
-        </w:rPr>
-        <w:t xml:space="preserve">A su vez, </w:t>
-      </w:r>
-      <w:proofErr w:type="spellStart"/>
-      <w:r>
-        <w:rPr>
-          <w:rFonts w:ascii="Trebuchet MS" w:eastAsia="Trebuchet MS" w:hAnsi="Trebuchet MS" w:cs="Trebuchet MS"/>
-          <w:sz w:val="22"/>
-          <w:szCs w:val="22"/>
-        </w:rPr>
-        <w:t>Phaser</w:t>
-      </w:r>
-      <w:proofErr w:type="spellEnd"/>
-      <w:r>
-        <w:rPr>
-          <w:rFonts w:ascii="Trebuchet MS" w:eastAsia="Trebuchet MS" w:hAnsi="Trebuchet MS" w:cs="Trebuchet MS"/>
-          <w:sz w:val="22"/>
-          <w:szCs w:val="22"/>
-        </w:rPr>
-        <w:t xml:space="preserve"> incluye dos sistemas de físicas llamadas Arcade </w:t>
-      </w:r>
-      <w:proofErr w:type="spellStart"/>
-      <w:r>
-        <w:rPr>
-          <w:rFonts w:ascii="Trebuchet MS" w:eastAsia="Trebuchet MS" w:hAnsi="Trebuchet MS" w:cs="Trebuchet MS"/>
-          <w:sz w:val="22"/>
-          <w:szCs w:val="22"/>
-        </w:rPr>
-        <w:t>Physics</w:t>
-      </w:r>
-      <w:proofErr w:type="spellEnd"/>
-      <w:r>
-        <w:rPr>
-          <w:rFonts w:ascii="Trebuchet MS" w:eastAsia="Trebuchet MS" w:hAnsi="Trebuchet MS" w:cs="Trebuchet MS"/>
-          <w:sz w:val="22"/>
-          <w:szCs w:val="22"/>
-        </w:rPr>
-        <w:t xml:space="preserve"> y Matter Physics, siendo la primera la ideal para juegos más ligeros, orientado a juegos de plataformas y arcade, mientras que la segunda está más orientado a físicas realistas y modelados complejos.</w:t>
-      </w:r>
-    </w:p>
-    <w:p>
-      <w:pPr>
-        <w:rPr>
-          <w:rFonts w:ascii="Trebuchet MS" w:eastAsia="Trebuchet MS" w:hAnsi="Trebuchet MS" w:cs="Trebuchet MS"/>
-          <w:sz w:val="22"/>
-          <w:szCs w:val="22"/>
-        </w:rPr>
-      </w:pPr>
-      <w:r>
-        <w:rPr>
-          <w:rFonts w:ascii="Trebuchet MS" w:eastAsia="Trebuchet MS" w:hAnsi="Trebuchet MS" w:cs="Trebuchet MS"/>
-          <w:sz w:val="22"/>
-          <w:szCs w:val="22"/>
-        </w:rPr>
-        <w:t xml:space="preserve">Por último, </w:t>
-      </w:r>
-      <w:proofErr w:type="spellStart"/>
-      <w:r>
-        <w:rPr>
-          <w:rFonts w:ascii="Trebuchet MS" w:eastAsia="Trebuchet MS" w:hAnsi="Trebuchet MS" w:cs="Trebuchet MS"/>
-          <w:sz w:val="22"/>
-          <w:szCs w:val="22"/>
-        </w:rPr>
-        <w:t>Phaser</w:t>
-      </w:r>
-      <w:proofErr w:type="spellEnd"/>
-      <w:r>
-        <w:rPr>
-          <w:rFonts w:ascii="Trebuchet MS" w:eastAsia="Trebuchet MS" w:hAnsi="Trebuchet MS" w:cs="Trebuchet MS"/>
-          <w:sz w:val="22"/>
-          <w:szCs w:val="22"/>
-        </w:rPr>
-        <w:t xml:space="preserve"> cuenta con una comunidad amplia, con muchos tutoriales, documentación sólida y ejemplos oficiales, junto con una librería de juegos extensa sobre la que poder ayudarte en el desarrollo de los juegos.</w:t>
+        <w:t xml:space="preserve"> web, lo que facilita mucho el manejo de usuarios, perfiles, tablas de clasificación, entre otros aspectos. También, es un programa simple de usar ya que incluye varios sistemas y funciones que facilitan y acortan mucho el tiempo de desarrollo, como un sistema de escenas, animaciones por spritesheets, integración de audio, entre muchas otras, por lo que no se parte de 0.</w:t>
+      </w:r>
+    </w:p>
+    <w:p>
+      <w:pPr>
+        <w:rPr>
+          <w:rFonts w:ascii="Trebuchet MS" w:eastAsia="Trebuchet MS" w:hAnsi="Trebuchet MS" w:cs="Trebuchet MS"/>
+          <w:sz w:val="22"/>
+          <w:szCs w:val="22"/>
+        </w:rPr>
+      </w:pPr>
+      <w:r>
+        <w:rPr>
+          <w:rFonts w:ascii="Trebuchet MS" w:eastAsia="Trebuchet MS" w:hAnsi="Trebuchet MS" w:cs="Trebuchet MS"/>
+          <w:sz w:val="22"/>
+          <w:szCs w:val="22"/>
+        </w:rPr>
+        <w:t>A su vez, Phaser incluye dos sistemas de físicas llamadas Arcade Physics y Matter Physics, siendo la primera la ideal para juegos más ligeros, orientado a juegos de plataformas y arcade, mientras que la segunda está más orientado a físicas realistas y modelados complejos.</w:t>
+      </w:r>
+    </w:p>
+    <w:p>
+      <w:pPr>
+        <w:rPr>
+          <w:rFonts w:ascii="Trebuchet MS" w:eastAsia="Trebuchet MS" w:hAnsi="Trebuchet MS" w:cs="Trebuchet MS"/>
+          <w:sz w:val="22"/>
+          <w:szCs w:val="22"/>
+        </w:rPr>
+      </w:pPr>
+      <w:r>
+        <w:rPr>
+          <w:rFonts w:ascii="Trebuchet MS" w:eastAsia="Trebuchet MS" w:hAnsi="Trebuchet MS" w:cs="Trebuchet MS"/>
+          <w:sz w:val="22"/>
+          <w:szCs w:val="22"/>
+        </w:rPr>
+        <w:t>Por último, Phaser cuenta con una comunidad amplia, con muchos tutoriales, documentación sólida y ejemplos oficiales, junto con una librería de juegos extensa sobre la que poder ayudarte en el desarrollo de los juegos.</w:t>
       </w:r>
     </w:p>
     <w:p>
@@ -2390,6 +2236,738 @@
           <w:szCs w:val="22"/>
         </w:rPr>
         <w:t>Por otro lado, se incorporará un sistema de temporizador que limite el tiempo de juego. Cada usuario dispondrá de 15 minutos de uso, tras los cuales su acceso quedará bloqueado durante 40 minutos. Este temporizador no se aplicará al administrador, ya que su función no es jugar, sino gestionar la plataforma.</w:t>
+      </w:r>
+    </w:p>
+    <w:p>
+      <w:pPr>
+        <w:rPr>
+          <w:rFonts w:ascii="Trebuchet MS" w:eastAsia="Trebuchet MS" w:hAnsi="Trebuchet MS" w:cs="Trebuchet MS"/>
+          <w:sz w:val="22"/>
+          <w:szCs w:val="22"/>
+        </w:rPr>
+      </w:pPr>
+    </w:p>
+    <w:p>
+      <w:pPr>
+        <w:rPr>
+          <w:rFonts w:ascii="Trebuchet MS" w:eastAsia="Trebuchet MS" w:hAnsi="Trebuchet MS" w:cs="Trebuchet MS"/>
+          <w:sz w:val="22"/>
+          <w:szCs w:val="22"/>
+        </w:rPr>
+      </w:pPr>
+    </w:p>
+    <w:p>
+      <w:pPr>
+        <w:rPr>
+          <w:rFonts w:ascii="Trebuchet MS" w:eastAsia="Trebuchet MS" w:hAnsi="Trebuchet MS" w:cs="Trebuchet MS"/>
+          <w:color w:val="0D465F"/>
+          <w:sz w:val="31"/>
+          <w:szCs w:val="31"/>
+        </w:rPr>
+      </w:pPr>
+      <w:r>
+        <w:rPr>
+          <w:rFonts w:ascii="Trebuchet MS" w:eastAsia="Trebuchet MS" w:hAnsi="Trebuchet MS" w:cs="Trebuchet MS"/>
+          <w:color w:val="0D465F"/>
+          <w:sz w:val="31"/>
+          <w:szCs w:val="31"/>
+        </w:rPr>
+        <w:lastRenderedPageBreak/>
+        <w:t>Desarrollo y funcionamiento del Solitario</w:t>
+      </w:r>
+    </w:p>
+    <w:p>
+      <w:pPr>
+        <w:rPr>
+          <w:rFonts w:ascii="Trebuchet MS" w:eastAsia="Trebuchet MS" w:hAnsi="Trebuchet MS" w:cs="Trebuchet MS"/>
+          <w:sz w:val="22"/>
+          <w:szCs w:val="22"/>
+        </w:rPr>
+      </w:pPr>
+      <w:r>
+        <w:rPr>
+          <w:rFonts w:ascii="Trebuchet MS" w:eastAsia="Trebuchet MS" w:hAnsi="Trebuchet MS" w:cs="Trebuchet MS"/>
+          <w:sz w:val="22"/>
+          <w:szCs w:val="22"/>
+        </w:rPr>
+        <w:t xml:space="preserve">Como primer juego a implementar, se decidió hacer el juego </w:t>
+      </w:r>
+      <w:proofErr w:type="spellStart"/>
+      <w:r>
+        <w:rPr>
+          <w:rFonts w:ascii="Trebuchet MS" w:eastAsia="Trebuchet MS" w:hAnsi="Trebuchet MS" w:cs="Trebuchet MS"/>
+          <w:sz w:val="22"/>
+          <w:szCs w:val="22"/>
+        </w:rPr>
+        <w:t>clasico</w:t>
+      </w:r>
+      <w:proofErr w:type="spellEnd"/>
+      <w:r>
+        <w:rPr>
+          <w:rFonts w:ascii="Trebuchet MS" w:eastAsia="Trebuchet MS" w:hAnsi="Trebuchet MS" w:cs="Trebuchet MS"/>
+          <w:sz w:val="22"/>
+          <w:szCs w:val="22"/>
+        </w:rPr>
+        <w:t xml:space="preserve"> Solitario, basado en la modalidad del juego </w:t>
+      </w:r>
+      <w:proofErr w:type="spellStart"/>
+      <w:r>
+        <w:rPr>
+          <w:rFonts w:ascii="Trebuchet MS" w:eastAsia="Trebuchet MS" w:hAnsi="Trebuchet MS" w:cs="Trebuchet MS"/>
+          <w:sz w:val="22"/>
+          <w:szCs w:val="22"/>
+        </w:rPr>
+        <w:t>clasico</w:t>
+      </w:r>
+      <w:proofErr w:type="spellEnd"/>
+      <w:r>
+        <w:rPr>
+          <w:rFonts w:ascii="Trebuchet MS" w:eastAsia="Trebuchet MS" w:hAnsi="Trebuchet MS" w:cs="Trebuchet MS"/>
+          <w:sz w:val="22"/>
+          <w:szCs w:val="22"/>
+        </w:rPr>
+        <w:t>, Klondike.</w:t>
+      </w:r>
+    </w:p>
+    <w:p>
+      <w:pPr>
+        <w:rPr>
+          <w:rFonts w:ascii="Trebuchet MS" w:eastAsia="Trebuchet MS" w:hAnsi="Trebuchet MS" w:cs="Trebuchet MS"/>
+          <w:sz w:val="22"/>
+          <w:szCs w:val="22"/>
+        </w:rPr>
+      </w:pPr>
+      <w:r>
+        <w:rPr>
+          <w:rFonts w:ascii="Trebuchet MS" w:eastAsia="Trebuchet MS" w:hAnsi="Trebuchet MS" w:cs="Trebuchet MS"/>
+          <w:sz w:val="22"/>
+          <w:szCs w:val="22"/>
+        </w:rPr>
+        <w:t>El solitario es un juego de cartas para un solo jugador cuyo objetivo principal es organizar todas las cartas en cuatro pilas finales, ordenadas por palo y en secuencia ascendente, comenzando desde el As</w:t>
+      </w:r>
+      <w:r>
+        <w:rPr>
+          <w:rFonts w:ascii="Trebuchet MS" w:eastAsia="Trebuchet MS" w:hAnsi="Trebuchet MS" w:cs="Trebuchet MS"/>
+          <w:sz w:val="22"/>
+          <w:szCs w:val="22"/>
+        </w:rPr>
+        <w:t>, como carta más baja</w:t>
+      </w:r>
+      <w:r>
+        <w:rPr>
+          <w:rFonts w:ascii="Trebuchet MS" w:eastAsia="Trebuchet MS" w:hAnsi="Trebuchet MS" w:cs="Trebuchet MS"/>
+          <w:sz w:val="22"/>
+          <w:szCs w:val="22"/>
+        </w:rPr>
+        <w:t xml:space="preserve"> hasta el Rey</w:t>
+      </w:r>
+      <w:r>
+        <w:rPr>
+          <w:rFonts w:ascii="Trebuchet MS" w:eastAsia="Trebuchet MS" w:hAnsi="Trebuchet MS" w:cs="Trebuchet MS"/>
+          <w:sz w:val="22"/>
+          <w:szCs w:val="22"/>
+        </w:rPr>
+        <w:t>.</w:t>
+      </w:r>
+    </w:p>
+    <w:p>
+      <w:pPr>
+        <w:rPr>
+          <w:rFonts w:ascii="Trebuchet MS" w:eastAsia="Trebuchet MS" w:hAnsi="Trebuchet MS" w:cs="Trebuchet MS"/>
+          <w:sz w:val="22"/>
+          <w:szCs w:val="22"/>
+        </w:rPr>
+      </w:pPr>
+      <w:r>
+        <w:rPr>
+          <w:rFonts w:ascii="Trebuchet MS" w:eastAsia="Trebuchet MS" w:hAnsi="Trebuchet MS" w:cs="Trebuchet MS"/>
+          <w:sz w:val="22"/>
+          <w:szCs w:val="22"/>
+        </w:rPr>
+        <w:t>Al iniciar la partida, el usuario accede a una pantalla de juego en la que se muestran todas las cartas distribuidas según las reglas tradicionales. La interfaz está diseñada para ser clara e intuitiva, permitiendo al usuario interactuar fácilmente con los distintos elementos del tablero.</w:t>
+      </w:r>
+    </w:p>
+    <w:p>
+      <w:pPr>
+        <w:rPr>
+          <w:rFonts w:ascii="Trebuchet MS" w:eastAsia="Trebuchet MS" w:hAnsi="Trebuchet MS" w:cs="Trebuchet MS"/>
+          <w:sz w:val="22"/>
+          <w:szCs w:val="22"/>
+        </w:rPr>
+      </w:pPr>
+    </w:p>
+    <w:p>
+      <w:pPr>
+        <w:rPr>
+          <w:rFonts w:ascii="Trebuchet MS" w:eastAsia="Trebuchet MS" w:hAnsi="Trebuchet MS" w:cs="Trebuchet MS"/>
+          <w:b/>
+          <w:bCs/>
+          <w:sz w:val="22"/>
+          <w:szCs w:val="22"/>
+          <w:lang w:val="es-ES"/>
+        </w:rPr>
+      </w:pPr>
+      <w:r>
+        <w:rPr>
+          <w:rFonts w:ascii="Trebuchet MS" w:eastAsia="Trebuchet MS" w:hAnsi="Trebuchet MS" w:cs="Trebuchet MS"/>
+          <w:b/>
+          <w:bCs/>
+          <w:sz w:val="22"/>
+          <w:szCs w:val="22"/>
+          <w:lang w:val="es-ES"/>
+        </w:rPr>
+        <w:t>Funcionamiento para el usuario</w:t>
+      </w:r>
+    </w:p>
+    <w:p>
+      <w:pPr>
+        <w:rPr>
+          <w:rFonts w:ascii="Trebuchet MS" w:eastAsia="Trebuchet MS" w:hAnsi="Trebuchet MS" w:cs="Trebuchet MS"/>
+          <w:sz w:val="22"/>
+          <w:szCs w:val="22"/>
+          <w:lang w:val="es-ES"/>
+        </w:rPr>
+      </w:pPr>
+      <w:r>
+        <w:rPr>
+          <w:rFonts w:ascii="Trebuchet MS" w:eastAsia="Trebuchet MS" w:hAnsi="Trebuchet MS" w:cs="Trebuchet MS"/>
+          <w:sz w:val="22"/>
+          <w:szCs w:val="22"/>
+          <w:lang w:val="es-ES"/>
+        </w:rPr>
+        <w:t>El tablero de juego se divide en varias zonas diferenciadas:</w:t>
+      </w:r>
+    </w:p>
+    <w:p>
+      <w:pPr>
+        <w:numPr>
+          <w:ilvl w:val="0"/>
+          <w:numId w:val="3"/>
+        </w:numPr>
+        <w:rPr>
+          <w:rFonts w:ascii="Trebuchet MS" w:eastAsia="Trebuchet MS" w:hAnsi="Trebuchet MS" w:cs="Trebuchet MS"/>
+          <w:sz w:val="22"/>
+          <w:szCs w:val="22"/>
+          <w:lang w:val="es-ES"/>
+        </w:rPr>
+      </w:pPr>
+      <w:r>
+        <w:rPr>
+          <w:rFonts w:ascii="Trebuchet MS" w:eastAsia="Trebuchet MS" w:hAnsi="Trebuchet MS" w:cs="Trebuchet MS"/>
+          <w:sz w:val="22"/>
+          <w:szCs w:val="22"/>
+          <w:lang w:val="es-ES"/>
+        </w:rPr>
+        <w:t xml:space="preserve">Un mazo de cartas del que el jugador puede robar nuevas cartas. </w:t>
+      </w:r>
+    </w:p>
+    <w:p>
+      <w:pPr>
+        <w:numPr>
+          <w:ilvl w:val="0"/>
+          <w:numId w:val="3"/>
+        </w:numPr>
+        <w:rPr>
+          <w:rFonts w:ascii="Trebuchet MS" w:eastAsia="Trebuchet MS" w:hAnsi="Trebuchet MS" w:cs="Trebuchet MS"/>
+          <w:sz w:val="22"/>
+          <w:szCs w:val="22"/>
+          <w:lang w:val="es-ES"/>
+        </w:rPr>
+      </w:pPr>
+      <w:r>
+        <w:rPr>
+          <w:rFonts w:ascii="Trebuchet MS" w:eastAsia="Trebuchet MS" w:hAnsi="Trebuchet MS" w:cs="Trebuchet MS"/>
+          <w:sz w:val="22"/>
+          <w:szCs w:val="22"/>
+          <w:lang w:val="es-ES"/>
+        </w:rPr>
+        <w:t xml:space="preserve">Una pila de descarte donde se muestran las cartas obtenidas del mazo. </w:t>
+      </w:r>
+    </w:p>
+    <w:p>
+      <w:pPr>
+        <w:numPr>
+          <w:ilvl w:val="0"/>
+          <w:numId w:val="3"/>
+        </w:numPr>
+        <w:rPr>
+          <w:rFonts w:ascii="Trebuchet MS" w:eastAsia="Trebuchet MS" w:hAnsi="Trebuchet MS" w:cs="Trebuchet MS"/>
+          <w:sz w:val="22"/>
+          <w:szCs w:val="22"/>
+          <w:lang w:val="es-ES"/>
+        </w:rPr>
+      </w:pPr>
+      <w:r>
+        <w:rPr>
+          <w:rFonts w:ascii="Trebuchet MS" w:eastAsia="Trebuchet MS" w:hAnsi="Trebuchet MS" w:cs="Trebuchet MS"/>
+          <w:sz w:val="22"/>
+          <w:szCs w:val="22"/>
+          <w:lang w:val="es-ES"/>
+        </w:rPr>
+        <w:t xml:space="preserve">Varias columnas principales donde se organizan las cartas durante la partida. </w:t>
+      </w:r>
+    </w:p>
+    <w:p>
+      <w:pPr>
+        <w:numPr>
+          <w:ilvl w:val="0"/>
+          <w:numId w:val="3"/>
+        </w:numPr>
+        <w:rPr>
+          <w:rFonts w:ascii="Trebuchet MS" w:eastAsia="Trebuchet MS" w:hAnsi="Trebuchet MS" w:cs="Trebuchet MS"/>
+          <w:sz w:val="22"/>
+          <w:szCs w:val="22"/>
+          <w:lang w:val="es-ES"/>
+        </w:rPr>
+      </w:pPr>
+      <w:r>
+        <w:rPr>
+          <w:rFonts w:ascii="Trebuchet MS" w:eastAsia="Trebuchet MS" w:hAnsi="Trebuchet MS" w:cs="Trebuchet MS"/>
+          <w:sz w:val="22"/>
+          <w:szCs w:val="22"/>
+          <w:lang w:val="es-ES"/>
+        </w:rPr>
+        <w:t xml:space="preserve">Cuatro pilas finales destinadas a completar cada palo. </w:t>
+      </w:r>
+    </w:p>
+    <w:p>
+      <w:pPr>
+        <w:rPr>
+          <w:rFonts w:ascii="Trebuchet MS" w:eastAsia="Trebuchet MS" w:hAnsi="Trebuchet MS" w:cs="Trebuchet MS"/>
+          <w:sz w:val="22"/>
+          <w:szCs w:val="22"/>
+          <w:lang w:val="es-ES"/>
+        </w:rPr>
+      </w:pPr>
+      <w:r>
+        <w:rPr>
+          <w:rFonts w:ascii="Trebuchet MS" w:eastAsia="Trebuchet MS" w:hAnsi="Trebuchet MS" w:cs="Trebuchet MS"/>
+          <w:sz w:val="22"/>
+          <w:szCs w:val="22"/>
+          <w:lang w:val="es-ES"/>
+        </w:rPr>
+        <w:t>El jugador puede mover cartas entre las columnas siempre que se cumplan las reglas del juego. Estas reglas establecen que las cartas deben colocarse en orden descendente y alternando colores (rojo y negro). Además, es posible mover grupos de cartas si estas ya están correctamente ordenadas entre sí.</w:t>
+      </w:r>
+    </w:p>
+    <w:p>
+      <w:pPr>
+        <w:rPr>
+          <w:rFonts w:ascii="Trebuchet MS" w:eastAsia="Trebuchet MS" w:hAnsi="Trebuchet MS" w:cs="Trebuchet MS"/>
+          <w:sz w:val="22"/>
+          <w:szCs w:val="22"/>
+          <w:lang w:val="es-ES"/>
+        </w:rPr>
+      </w:pPr>
+      <w:r>
+        <w:rPr>
+          <w:rFonts w:ascii="Trebuchet MS" w:eastAsia="Trebuchet MS" w:hAnsi="Trebuchet MS" w:cs="Trebuchet MS"/>
+          <w:sz w:val="22"/>
+          <w:szCs w:val="22"/>
+          <w:lang w:val="es-ES"/>
+        </w:rPr>
+        <w:t>En cada columna existen cartas boca abajo. Cuando una carta queda libre, es decir, sin ninguna otra encima, se gira automáticamente para que el jugador pueda utilizarla.</w:t>
+      </w:r>
+    </w:p>
+    <w:p>
+      <w:pPr>
+        <w:rPr>
+          <w:rFonts w:ascii="Trebuchet MS" w:eastAsia="Trebuchet MS" w:hAnsi="Trebuchet MS" w:cs="Trebuchet MS"/>
+          <w:sz w:val="22"/>
+          <w:szCs w:val="22"/>
+          <w:lang w:val="es-ES"/>
+        </w:rPr>
+      </w:pPr>
+      <w:r>
+        <w:rPr>
+          <w:rFonts w:ascii="Trebuchet MS" w:eastAsia="Trebuchet MS" w:hAnsi="Trebuchet MS" w:cs="Trebuchet MS"/>
+          <w:sz w:val="22"/>
+          <w:szCs w:val="22"/>
+          <w:lang w:val="es-ES"/>
+        </w:rPr>
+        <w:t>El mazo permite obtener nuevas cartas cuando no hay movimientos disponibles en las columnas. Estas cartas pueden utilizarse tanto en las columnas como en las pilas finales.</w:t>
+      </w:r>
+    </w:p>
+    <w:p>
+      <w:pPr>
+        <w:rPr>
+          <w:rFonts w:ascii="Trebuchet MS" w:eastAsia="Trebuchet MS" w:hAnsi="Trebuchet MS" w:cs="Trebuchet MS"/>
+          <w:sz w:val="22"/>
+          <w:szCs w:val="22"/>
+          <w:lang w:val="es-ES"/>
+        </w:rPr>
+      </w:pPr>
+      <w:r>
+        <w:rPr>
+          <w:rFonts w:ascii="Trebuchet MS" w:eastAsia="Trebuchet MS" w:hAnsi="Trebuchet MS" w:cs="Trebuchet MS"/>
+          <w:sz w:val="22"/>
+          <w:szCs w:val="22"/>
+          <w:lang w:val="es-ES"/>
+        </w:rPr>
+        <w:t>Las pilas finales deben completarse comenzando por el As y siguiendo un orden ascendente hasta el Rey, siempre respetando el mismo palo. El juego finaliza cuando todas las cartas han sido colocadas correctamente en estas pilas.</w:t>
+      </w:r>
+    </w:p>
+    <w:p>
+      <w:pPr>
+        <w:rPr>
+          <w:rFonts w:ascii="Trebuchet MS" w:eastAsia="Trebuchet MS" w:hAnsi="Trebuchet MS" w:cs="Trebuchet MS"/>
+          <w:sz w:val="22"/>
+          <w:szCs w:val="22"/>
+          <w:lang w:val="es-ES"/>
+        </w:rPr>
+      </w:pPr>
+    </w:p>
+    <w:p>
+      <w:pPr>
+        <w:rPr>
+          <w:rFonts w:ascii="Trebuchet MS" w:eastAsia="Trebuchet MS" w:hAnsi="Trebuchet MS" w:cs="Trebuchet MS"/>
+          <w:color w:val="0D465F"/>
+          <w:sz w:val="31"/>
+          <w:szCs w:val="31"/>
+        </w:rPr>
+      </w:pPr>
+      <w:r>
+        <w:rPr>
+          <w:rFonts w:ascii="Trebuchet MS" w:eastAsia="Trebuchet MS" w:hAnsi="Trebuchet MS" w:cs="Trebuchet MS"/>
+          <w:color w:val="0D465F"/>
+          <w:sz w:val="31"/>
+          <w:szCs w:val="31"/>
+        </w:rPr>
+        <w:t>Lógica y funcionamiento interno</w:t>
+      </w:r>
+      <w:r>
+        <w:rPr>
+          <w:rFonts w:ascii="Trebuchet MS" w:eastAsia="Trebuchet MS" w:hAnsi="Trebuchet MS" w:cs="Trebuchet MS"/>
+          <w:color w:val="0D465F"/>
+          <w:sz w:val="31"/>
+          <w:szCs w:val="31"/>
+        </w:rPr>
+        <w:t xml:space="preserve"> del Solitario</w:t>
+      </w:r>
+    </w:p>
+    <w:p>
+      <w:pPr>
+        <w:rPr>
+          <w:rFonts w:ascii="Trebuchet MS" w:eastAsia="Trebuchet MS" w:hAnsi="Trebuchet MS" w:cs="Trebuchet MS"/>
+          <w:sz w:val="22"/>
+          <w:szCs w:val="22"/>
+        </w:rPr>
+      </w:pPr>
+      <w:r>
+        <w:rPr>
+          <w:rFonts w:ascii="Trebuchet MS" w:eastAsia="Trebuchet MS" w:hAnsi="Trebuchet MS" w:cs="Trebuchet MS"/>
+          <w:sz w:val="22"/>
+          <w:szCs w:val="22"/>
+        </w:rPr>
+        <w:t>El desarrollo del juego se ha estructurado de forma modular, separando la lógica interna</w:t>
+      </w:r>
+      <w:r>
+        <w:rPr>
+          <w:rFonts w:ascii="Trebuchet MS" w:eastAsia="Trebuchet MS" w:hAnsi="Trebuchet MS" w:cs="Trebuchet MS"/>
+          <w:sz w:val="22"/>
+          <w:szCs w:val="22"/>
+        </w:rPr>
+        <w:t>, como es el funcionamiento de las zonas como el mazo de cartas, las columnas principales, entre otros,</w:t>
+      </w:r>
+      <w:r>
+        <w:rPr>
+          <w:rFonts w:ascii="Trebuchet MS" w:eastAsia="Trebuchet MS" w:hAnsi="Trebuchet MS" w:cs="Trebuchet MS"/>
+          <w:sz w:val="22"/>
+          <w:szCs w:val="22"/>
+        </w:rPr>
+        <w:t xml:space="preserve"> de la gestión visual, lo que facilita su </w:t>
+      </w:r>
+      <w:r>
+        <w:rPr>
+          <w:rFonts w:ascii="Trebuchet MS" w:eastAsia="Trebuchet MS" w:hAnsi="Trebuchet MS" w:cs="Trebuchet MS"/>
+          <w:sz w:val="22"/>
+          <w:szCs w:val="22"/>
+        </w:rPr>
+        <w:t>manejo y edición en caso de errores o posibles mejoras y añadidos.</w:t>
+      </w:r>
+    </w:p>
+    <w:p>
+      <w:pPr>
+        <w:rPr>
+          <w:rFonts w:ascii="Trebuchet MS" w:eastAsia="Trebuchet MS" w:hAnsi="Trebuchet MS" w:cs="Trebuchet MS"/>
+          <w:sz w:val="22"/>
+          <w:szCs w:val="22"/>
+        </w:rPr>
+      </w:pPr>
+      <w:r>
+        <w:rPr>
+          <w:rFonts w:ascii="Trebuchet MS" w:eastAsia="Trebuchet MS" w:hAnsi="Trebuchet MS" w:cs="Trebuchet MS"/>
+          <w:sz w:val="22"/>
+          <w:szCs w:val="22"/>
+        </w:rPr>
+        <w:lastRenderedPageBreak/>
+        <w:t>El sistema se organiza en diferentes escenas, que representan los distintos estados del juego. Por un lado, se encuentra la escena de carga</w:t>
+      </w:r>
+      <w:r>
+        <w:rPr>
+          <w:rFonts w:ascii="Trebuchet MS" w:eastAsia="Trebuchet MS" w:hAnsi="Trebuchet MS" w:cs="Trebuchet MS"/>
+          <w:sz w:val="22"/>
+          <w:szCs w:val="22"/>
+        </w:rPr>
+        <w:t>, llamada “</w:t>
+      </w:r>
+      <w:proofErr w:type="spellStart"/>
+      <w:r>
+        <w:rPr>
+          <w:rFonts w:ascii="Trebuchet MS" w:eastAsia="Trebuchet MS" w:hAnsi="Trebuchet MS" w:cs="Trebuchet MS"/>
+          <w:sz w:val="22"/>
+          <w:szCs w:val="22"/>
+        </w:rPr>
+        <w:t>preload-scene</w:t>
+      </w:r>
+      <w:proofErr w:type="spellEnd"/>
+      <w:r>
+        <w:rPr>
+          <w:rFonts w:ascii="Trebuchet MS" w:eastAsia="Trebuchet MS" w:hAnsi="Trebuchet MS" w:cs="Trebuchet MS"/>
+          <w:sz w:val="22"/>
+          <w:szCs w:val="22"/>
+        </w:rPr>
+        <w:t>”</w:t>
+      </w:r>
+      <w:r>
+        <w:rPr>
+          <w:rFonts w:ascii="Trebuchet MS" w:eastAsia="Trebuchet MS" w:hAnsi="Trebuchet MS" w:cs="Trebuchet MS"/>
+          <w:sz w:val="22"/>
+          <w:szCs w:val="22"/>
+        </w:rPr>
+        <w:t>, encargada de preparar todos los recursos necesarios</w:t>
+      </w:r>
+      <w:r>
+        <w:rPr>
+          <w:rFonts w:ascii="Trebuchet MS" w:eastAsia="Trebuchet MS" w:hAnsi="Trebuchet MS" w:cs="Trebuchet MS"/>
+          <w:sz w:val="22"/>
+          <w:szCs w:val="22"/>
+        </w:rPr>
+        <w:t xml:space="preserve"> para la ejecución correcta del juego</w:t>
+      </w:r>
+      <w:r>
+        <w:rPr>
+          <w:rFonts w:ascii="Trebuchet MS" w:eastAsia="Trebuchet MS" w:hAnsi="Trebuchet MS" w:cs="Trebuchet MS"/>
+          <w:sz w:val="22"/>
+          <w:szCs w:val="22"/>
+        </w:rPr>
+        <w:t>. A continuación, la escena de inicio</w:t>
+      </w:r>
+      <w:r>
+        <w:rPr>
+          <w:rFonts w:ascii="Trebuchet MS" w:eastAsia="Trebuchet MS" w:hAnsi="Trebuchet MS" w:cs="Trebuchet MS"/>
+          <w:sz w:val="22"/>
+          <w:szCs w:val="22"/>
+        </w:rPr>
+        <w:t>, llamada “</w:t>
+      </w:r>
+      <w:proofErr w:type="spellStart"/>
+      <w:r>
+        <w:rPr>
+          <w:rFonts w:ascii="Trebuchet MS" w:eastAsia="Trebuchet MS" w:hAnsi="Trebuchet MS" w:cs="Trebuchet MS"/>
+          <w:sz w:val="22"/>
+          <w:szCs w:val="22"/>
+        </w:rPr>
+        <w:t>title-scene</w:t>
+      </w:r>
+      <w:proofErr w:type="spellEnd"/>
+      <w:r>
+        <w:rPr>
+          <w:rFonts w:ascii="Trebuchet MS" w:eastAsia="Trebuchet MS" w:hAnsi="Trebuchet MS" w:cs="Trebuchet MS"/>
+          <w:sz w:val="22"/>
+          <w:szCs w:val="22"/>
+        </w:rPr>
+        <w:t>”,</w:t>
+      </w:r>
+      <w:r>
+        <w:rPr>
+          <w:rFonts w:ascii="Trebuchet MS" w:eastAsia="Trebuchet MS" w:hAnsi="Trebuchet MS" w:cs="Trebuchet MS"/>
+          <w:sz w:val="22"/>
+          <w:szCs w:val="22"/>
+        </w:rPr>
+        <w:t xml:space="preserve"> muestra la pantalla principal desde la que el usuario puede comenzar la partida. Finalmente, la escena de juego</w:t>
+      </w:r>
+      <w:r>
+        <w:rPr>
+          <w:rFonts w:ascii="Trebuchet MS" w:eastAsia="Trebuchet MS" w:hAnsi="Trebuchet MS" w:cs="Trebuchet MS"/>
+          <w:sz w:val="22"/>
+          <w:szCs w:val="22"/>
+        </w:rPr>
+        <w:t>, llamada “</w:t>
+      </w:r>
+      <w:proofErr w:type="spellStart"/>
+      <w:r>
+        <w:rPr>
+          <w:rFonts w:ascii="Trebuchet MS" w:eastAsia="Trebuchet MS" w:hAnsi="Trebuchet MS" w:cs="Trebuchet MS"/>
+          <w:sz w:val="22"/>
+          <w:szCs w:val="22"/>
+        </w:rPr>
+        <w:t>game-scene</w:t>
+      </w:r>
+      <w:proofErr w:type="spellEnd"/>
+      <w:r>
+        <w:rPr>
+          <w:rFonts w:ascii="Trebuchet MS" w:eastAsia="Trebuchet MS" w:hAnsi="Trebuchet MS" w:cs="Trebuchet MS"/>
+          <w:sz w:val="22"/>
+          <w:szCs w:val="22"/>
+        </w:rPr>
+        <w:t>”</w:t>
+      </w:r>
+      <w:r>
+        <w:rPr>
+          <w:rFonts w:ascii="Trebuchet MS" w:eastAsia="Trebuchet MS" w:hAnsi="Trebuchet MS" w:cs="Trebuchet MS"/>
+          <w:sz w:val="22"/>
+          <w:szCs w:val="22"/>
+        </w:rPr>
+        <w:t xml:space="preserve"> contiene toda la lógica principal y la interacción con el usuario.</w:t>
+      </w:r>
+    </w:p>
+    <w:p>
+      <w:pPr>
+        <w:rPr>
+          <w:rFonts w:ascii="Trebuchet MS" w:eastAsia="Trebuchet MS" w:hAnsi="Trebuchet MS" w:cs="Trebuchet MS"/>
+          <w:sz w:val="22"/>
+          <w:szCs w:val="22"/>
+        </w:rPr>
+      </w:pPr>
+      <w:r>
+        <w:rPr>
+          <w:rFonts w:ascii="Trebuchet MS" w:eastAsia="Trebuchet MS" w:hAnsi="Trebuchet MS" w:cs="Trebuchet MS"/>
+          <w:sz w:val="22"/>
+          <w:szCs w:val="22"/>
+        </w:rPr>
+        <w:t>Las cartas se representan como objetos independientes que contienen información sobre su valor, palo y estado (boca arriba o boca abajo). Estas cartas son gestionadas por el sistema, que controla en todo momento su posición y comportamiento dentro del tablero.</w:t>
+      </w:r>
+      <w:r>
+        <w:rPr>
+          <w:rFonts w:ascii="Trebuchet MS" w:eastAsia="Trebuchet MS" w:hAnsi="Trebuchet MS" w:cs="Trebuchet MS"/>
+          <w:sz w:val="22"/>
+          <w:szCs w:val="22"/>
+        </w:rPr>
+        <w:t xml:space="preserve"> En caso de movimientos correctos, su información se actualiza en el mismo instante en el que el movimiento es aceptado, y en caso contrario, se devuelve la carta a su posición previa al movimiento utilizando la información de esta para poder ubicar el lugar donde residía.</w:t>
+      </w:r>
+    </w:p>
+    <w:p>
+      <w:pPr>
+        <w:rPr>
+          <w:rFonts w:ascii="Trebuchet MS" w:eastAsia="Trebuchet MS" w:hAnsi="Trebuchet MS" w:cs="Trebuchet MS"/>
+          <w:sz w:val="22"/>
+          <w:szCs w:val="22"/>
+        </w:rPr>
+      </w:pPr>
+      <w:r>
+        <w:rPr>
+          <w:rFonts w:ascii="Trebuchet MS" w:eastAsia="Trebuchet MS" w:hAnsi="Trebuchet MS" w:cs="Trebuchet MS"/>
+          <w:sz w:val="22"/>
+          <w:szCs w:val="22"/>
+        </w:rPr>
+        <w:t>El mazo se genera al inicio de la partida creando todas las cartas y barajándolas de forma aleatoria. A partir de este mazo se reparten las cartas iniciales y se gestionan las extracciones durante el juego.</w:t>
+      </w:r>
+      <w:r>
+        <w:rPr>
+          <w:rFonts w:ascii="Trebuchet MS" w:eastAsia="Trebuchet MS" w:hAnsi="Trebuchet MS" w:cs="Trebuchet MS"/>
+          <w:sz w:val="22"/>
+          <w:szCs w:val="22"/>
+        </w:rPr>
+        <w:t xml:space="preserve"> Debido a la aleatoriedad de la generación del mazo y sus cartas, cabe la posibilidad de que se genere un tablero de juego imposible de resolver.</w:t>
+      </w:r>
+    </w:p>
+    <w:p>
+      <w:pPr>
+        <w:rPr>
+          <w:rFonts w:ascii="Trebuchet MS" w:eastAsia="Trebuchet MS" w:hAnsi="Trebuchet MS" w:cs="Trebuchet MS"/>
+          <w:sz w:val="22"/>
+          <w:szCs w:val="22"/>
+        </w:rPr>
+      </w:pPr>
+      <w:r>
+        <w:rPr>
+          <w:rFonts w:ascii="Trebuchet MS" w:eastAsia="Trebuchet MS" w:hAnsi="Trebuchet MS" w:cs="Trebuchet MS"/>
+          <w:sz w:val="22"/>
+          <w:szCs w:val="22"/>
+        </w:rPr>
+        <w:t>Las distintas pilas del juego (columnas y pilas finales) se encargan de almacenar las cartas y de validar si los movimientos realizados por el jugador son correctos</w:t>
+      </w:r>
+      <w:r>
+        <w:rPr>
+          <w:rFonts w:ascii="Trebuchet MS" w:eastAsia="Trebuchet MS" w:hAnsi="Trebuchet MS" w:cs="Trebuchet MS"/>
+          <w:sz w:val="22"/>
+          <w:szCs w:val="22"/>
+        </w:rPr>
+        <w:t xml:space="preserve"> o incorrectos</w:t>
+      </w:r>
+      <w:r>
+        <w:rPr>
+          <w:rFonts w:ascii="Trebuchet MS" w:eastAsia="Trebuchet MS" w:hAnsi="Trebuchet MS" w:cs="Trebuchet MS"/>
+          <w:sz w:val="22"/>
+          <w:szCs w:val="22"/>
+        </w:rPr>
+        <w:t>. Cada vez que el usuario intenta mover una carta, el sistema comprueba si se cumplen las reglas del juego antes de permitir la acción.</w:t>
+      </w:r>
+    </w:p>
+    <w:p>
+      <w:pPr>
+        <w:rPr>
+          <w:rFonts w:ascii="Trebuchet MS" w:eastAsia="Trebuchet MS" w:hAnsi="Trebuchet MS" w:cs="Trebuchet MS"/>
+          <w:sz w:val="22"/>
+          <w:szCs w:val="22"/>
+        </w:rPr>
+      </w:pPr>
+      <w:r>
+        <w:rPr>
+          <w:rFonts w:ascii="Trebuchet MS" w:eastAsia="Trebuchet MS" w:hAnsi="Trebuchet MS" w:cs="Trebuchet MS"/>
+          <w:sz w:val="22"/>
+          <w:szCs w:val="22"/>
+        </w:rPr>
+        <w:t>Cuando un movimiento es válido, el estado del juego se actualiza automáticamente, recolocando las cartas y revelando aquellas que estaban ocultas si corresponde. Este proceso se realiza de forma dinámica para garantizar una experiencia fluida.</w:t>
+      </w:r>
+    </w:p>
+    <w:p>
+      <w:pPr>
+        <w:rPr>
+          <w:rFonts w:ascii="Trebuchet MS" w:eastAsia="Trebuchet MS" w:hAnsi="Trebuchet MS" w:cs="Trebuchet MS"/>
+          <w:sz w:val="22"/>
+          <w:szCs w:val="22"/>
+        </w:rPr>
+      </w:pPr>
+      <w:r>
+        <w:rPr>
+          <w:rFonts w:ascii="Trebuchet MS" w:eastAsia="Trebuchet MS" w:hAnsi="Trebuchet MS" w:cs="Trebuchet MS"/>
+          <w:sz w:val="22"/>
+          <w:szCs w:val="22"/>
+        </w:rPr>
+        <w:t xml:space="preserve">Por último, la interacción del usuario se basa principalmente en </w:t>
+      </w:r>
+      <w:r>
+        <w:rPr>
+          <w:rFonts w:ascii="Trebuchet MS" w:eastAsia="Trebuchet MS" w:hAnsi="Trebuchet MS" w:cs="Trebuchet MS"/>
+          <w:sz w:val="22"/>
+          <w:szCs w:val="22"/>
+        </w:rPr>
+        <w:t xml:space="preserve">3 </w:t>
+      </w:r>
+      <w:r>
+        <w:rPr>
+          <w:rFonts w:ascii="Trebuchet MS" w:eastAsia="Trebuchet MS" w:hAnsi="Trebuchet MS" w:cs="Trebuchet MS"/>
+          <w:sz w:val="22"/>
+          <w:szCs w:val="22"/>
+        </w:rPr>
+        <w:t>acciones</w:t>
+      </w:r>
+      <w:r>
+        <w:rPr>
+          <w:rFonts w:ascii="Trebuchet MS" w:eastAsia="Trebuchet MS" w:hAnsi="Trebuchet MS" w:cs="Trebuchet MS"/>
+          <w:sz w:val="22"/>
+          <w:szCs w:val="22"/>
+        </w:rPr>
+        <w:t xml:space="preserve">, que son </w:t>
+      </w:r>
+      <w:r>
+        <w:rPr>
+          <w:rFonts w:ascii="Trebuchet MS" w:eastAsia="Trebuchet MS" w:hAnsi="Trebuchet MS" w:cs="Trebuchet MS"/>
+          <w:sz w:val="22"/>
+          <w:szCs w:val="22"/>
+        </w:rPr>
+        <w:t>seleccionar, arrastrar y soltar cartas. Estas acciones están conectadas directamente con la lógica del juego, lo que permite que cada movimiento tenga una respuesta inmediata en pantalla.</w:t>
       </w:r>
     </w:p>
     <w:sectPr>
@@ -2411,122 +2989,9 @@
 <file path=word/numbering.xml><?xml version="1.0" encoding="utf-8"?>
 <w:numbering xmlns:wpc="http://schemas.microsoft.com/office/word/2010/wordprocessingCanvas" xmlns:cx="http://schemas.microsoft.com/office/drawing/2014/chartex" xmlns:cx1="http://schemas.microsoft.com/office/drawing/2015/9/8/chartex" xmlns:cx2="http://schemas.microsoft.com/office/drawing/2015/10/21/chartex" xmlns:cx3="http://schemas.microsoft.com/office/drawing/2016/5/9/chartex" xmlns:cx4="http://schemas.microsoft.com/office/drawing/2016/5/10/chartex" xmlns:cx5="http://schemas.microsoft.com/office/drawing/2016/5/11/chartex" xmlns:cx6="http://schemas.microsoft.com/office/drawing/2016/5/12/chartex" xmlns:cx7="http://schemas.microsoft.com/office/drawing/2016/5/13/chartex" xmlns:cx8="http://schemas.microsoft.com/office/drawing/2016/5/14/chartex" xmlns:mc="http://schemas.openxmlformats.org/markup-compatibility/2006" xmlns:aink="http://schemas.microsoft.com/office/drawing/2016/ink" xmlns:am3d="http://schemas.microsoft.com/office/drawing/2017/model3d" xmlns:o="urn:schemas-microsoft-com:office:office" xmlns:oel="http://schemas.microsoft.com/office/2019/extlst" xmlns:r="http://schemas.openxmlformats.org/officeDocument/2006/relationships" xmlns:m="http://schemas.openxmlformats.org/officeDocument/2006/math" xmlns:v="urn:schemas-microsoft-com:vml" xmlns:wp14="http://schemas.microsoft.com/office/word/2010/wordprocessingDrawing" xmlns:wp="http://schemas.openxmlformats.org/drawingml/2006/wordprocessingDrawing" xmlns:w10="urn:schemas-microsoft-com:office:word" xmlns:w="http://schemas.openxmlformats.org/wordprocessingml/2006/main" xmlns:w14="http://schemas.microsoft.com/office/word/2010/wordml" xmlns:w15="http://schemas.microsoft.com/office/word/2012/wordml" xmlns:w16cex="http://schemas.microsoft.com/office/word/2018/wordml/cex" xmlns:w16cid="http://schemas.microsoft.com/office/word/2016/wordml/cid" xmlns:w16="http://schemas.microsoft.com/office/word/2018/wordml" xmlns:w16du="http://schemas.microsoft.com/office/word/2023/wordml/word16du" xmlns:w16sdtdh="http://schemas.microsoft.com/office/word/2020/wordml/sdtdatahash" xmlns:w16sdtfl="http://schemas.microsoft.com/office/word/2024/wordml/sdtformatlock" xmlns:w16se="http://schemas.microsoft.com/office/word/2015/wordml/symex" xmlns:wpg="http://schemas.microsoft.com/office/word/2010/wordprocessingGroup" xmlns:wpi="http://schemas.microsoft.com/office/word/2010/wordprocessingInk" xmlns:wne="http://schemas.microsoft.com/office/word/2006/wordml" xmlns:wps="http://schemas.microsoft.com/office/word/2010/wordprocessingShape" mc:Ignorable="w14 w15 w16se w16cid w16 w16cex w16sdtdh w16sdtfl w16du wp14">
   <w:abstractNum w:abstractNumId="0" w15:restartNumberingAfterBreak="0">
-    <w:nsid w:val="3C152BAD"/>
+    <w:nsid w:val="0F932313"/>
     <w:multiLevelType w:val="multilevel"/>
-    <w:tmpl w:val="AD9CCAA6"/>
-    <w:lvl w:ilvl="0">
-      <w:start w:val="1"/>
-      <w:numFmt w:val="decimal"/>
-      <w:lvlText w:val="%1"/>
-      <w:lvlJc w:val="left"/>
-      <w:pPr>
-        <w:ind w:left="540" w:hanging="540"/>
-      </w:pPr>
-      <w:rPr>
-        <w:rFonts w:hint="default"/>
-      </w:rPr>
-    </w:lvl>
-    <w:lvl w:ilvl="1">
-      <w:start w:val="1"/>
-      <w:numFmt w:val="decimal"/>
-      <w:lvlText w:val="%1.%2"/>
-      <w:lvlJc w:val="left"/>
-      <w:pPr>
-        <w:ind w:left="720" w:hanging="720"/>
-      </w:pPr>
-      <w:rPr>
-        <w:rFonts w:hint="default"/>
-      </w:rPr>
-    </w:lvl>
-    <w:lvl w:ilvl="2">
-      <w:start w:val="1"/>
-      <w:numFmt w:val="upperLetter"/>
-      <w:lvlText w:val="%1.%2.%3"/>
-      <w:lvlJc w:val="left"/>
-      <w:pPr>
-        <w:ind w:left="720" w:hanging="720"/>
-      </w:pPr>
-      <w:rPr>
-        <w:rFonts w:hint="default"/>
-      </w:rPr>
-    </w:lvl>
-    <w:lvl w:ilvl="3">
-      <w:start w:val="1"/>
-      <w:numFmt w:val="decimal"/>
-      <w:lvlText w:val="%1.%2.%3.%4"/>
-      <w:lvlJc w:val="left"/>
-      <w:pPr>
-        <w:ind w:left="1080" w:hanging="1080"/>
-      </w:pPr>
-      <w:rPr>
-        <w:rFonts w:hint="default"/>
-      </w:rPr>
-    </w:lvl>
-    <w:lvl w:ilvl="4">
-      <w:start w:val="1"/>
-      <w:numFmt w:val="decimal"/>
-      <w:lvlText w:val="%1.%2.%3.%4.%5"/>
-      <w:lvlJc w:val="left"/>
-      <w:pPr>
-        <w:ind w:left="1440" w:hanging="1440"/>
-      </w:pPr>
-      <w:rPr>
-        <w:rFonts w:hint="default"/>
-      </w:rPr>
-    </w:lvl>
-    <w:lvl w:ilvl="5">
-      <w:start w:val="1"/>
-      <w:numFmt w:val="decimal"/>
-      <w:lvlText w:val="%1.%2.%3.%4.%5.%6"/>
-      <w:lvlJc w:val="left"/>
-      <w:pPr>
-        <w:ind w:left="1800" w:hanging="1800"/>
-      </w:pPr>
-      <w:rPr>
-        <w:rFonts w:hint="default"/>
-      </w:rPr>
-    </w:lvl>
-    <w:lvl w:ilvl="6">
-      <w:start w:val="1"/>
-      <w:numFmt w:val="decimal"/>
-      <w:lvlText w:val="%1.%2.%3.%4.%5.%6.%7"/>
-      <w:lvlJc w:val="left"/>
-      <w:pPr>
-        <w:ind w:left="2160" w:hanging="2160"/>
-      </w:pPr>
-      <w:rPr>
-        <w:rFonts w:hint="default"/>
-      </w:rPr>
-    </w:lvl>
-    <w:lvl w:ilvl="7">
-      <w:start w:val="1"/>
-      <w:numFmt w:val="decimal"/>
-      <w:lvlText w:val="%1.%2.%3.%4.%5.%6.%7.%8"/>
-      <w:lvlJc w:val="left"/>
-      <w:pPr>
-        <w:ind w:left="2160" w:hanging="2160"/>
-      </w:pPr>
-      <w:rPr>
-        <w:rFonts w:hint="default"/>
-      </w:rPr>
-    </w:lvl>
-    <w:lvl w:ilvl="8">
-      <w:start w:val="1"/>
-      <w:numFmt w:val="decimal"/>
-      <w:lvlText w:val="%1.%2.%3.%4.%5.%6.%7.%8.%9"/>
-      <w:lvlJc w:val="left"/>
-      <w:pPr>
-        <w:ind w:left="2520" w:hanging="2520"/>
-      </w:pPr>
-      <w:rPr>
-        <w:rFonts w:hint="default"/>
-      </w:rPr>
-    </w:lvl>
-  </w:abstractNum>
-  <w:abstractNum w:abstractNumId="1" w15:restartNumberingAfterBreak="0">
-    <w:nsid w:val="68221B55"/>
-    <w:multiLevelType w:val="multilevel"/>
-    <w:tmpl w:val="687A6B1E"/>
+    <w:tmpl w:val="AC0CDEB0"/>
     <w:lvl w:ilvl="0">
       <w:start w:val="1"/>
       <w:numFmt w:val="bullet"/>
@@ -2672,11 +3137,276 @@
       </w:rPr>
     </w:lvl>
   </w:abstractNum>
+  <w:abstractNum w:abstractNumId="1" w15:restartNumberingAfterBreak="0">
+    <w:nsid w:val="3C152BAD"/>
+    <w:multiLevelType w:val="multilevel"/>
+    <w:tmpl w:val="AD9CCAA6"/>
+    <w:lvl w:ilvl="0">
+      <w:start w:val="1"/>
+      <w:numFmt w:val="decimal"/>
+      <w:lvlText w:val="%1"/>
+      <w:lvlJc w:val="left"/>
+      <w:pPr>
+        <w:ind w:left="540" w:hanging="540"/>
+      </w:pPr>
+      <w:rPr>
+        <w:rFonts w:hint="default"/>
+      </w:rPr>
+    </w:lvl>
+    <w:lvl w:ilvl="1">
+      <w:start w:val="1"/>
+      <w:numFmt w:val="decimal"/>
+      <w:lvlText w:val="%1.%2"/>
+      <w:lvlJc w:val="left"/>
+      <w:pPr>
+        <w:ind w:left="720" w:hanging="720"/>
+      </w:pPr>
+      <w:rPr>
+        <w:rFonts w:hint="default"/>
+      </w:rPr>
+    </w:lvl>
+    <w:lvl w:ilvl="2">
+      <w:start w:val="1"/>
+      <w:numFmt w:val="upperLetter"/>
+      <w:lvlText w:val="%1.%2.%3"/>
+      <w:lvlJc w:val="left"/>
+      <w:pPr>
+        <w:ind w:left="720" w:hanging="720"/>
+      </w:pPr>
+      <w:rPr>
+        <w:rFonts w:hint="default"/>
+      </w:rPr>
+    </w:lvl>
+    <w:lvl w:ilvl="3">
+      <w:start w:val="1"/>
+      <w:numFmt w:val="decimal"/>
+      <w:lvlText w:val="%1.%2.%3.%4"/>
+      <w:lvlJc w:val="left"/>
+      <w:pPr>
+        <w:ind w:left="1080" w:hanging="1080"/>
+      </w:pPr>
+      <w:rPr>
+        <w:rFonts w:hint="default"/>
+      </w:rPr>
+    </w:lvl>
+    <w:lvl w:ilvl="4">
+      <w:start w:val="1"/>
+      <w:numFmt w:val="decimal"/>
+      <w:lvlText w:val="%1.%2.%3.%4.%5"/>
+      <w:lvlJc w:val="left"/>
+      <w:pPr>
+        <w:ind w:left="1440" w:hanging="1440"/>
+      </w:pPr>
+      <w:rPr>
+        <w:rFonts w:hint="default"/>
+      </w:rPr>
+    </w:lvl>
+    <w:lvl w:ilvl="5">
+      <w:start w:val="1"/>
+      <w:numFmt w:val="decimal"/>
+      <w:lvlText w:val="%1.%2.%3.%4.%5.%6"/>
+      <w:lvlJc w:val="left"/>
+      <w:pPr>
+        <w:ind w:left="1800" w:hanging="1800"/>
+      </w:pPr>
+      <w:rPr>
+        <w:rFonts w:hint="default"/>
+      </w:rPr>
+    </w:lvl>
+    <w:lvl w:ilvl="6">
+      <w:start w:val="1"/>
+      <w:numFmt w:val="decimal"/>
+      <w:lvlText w:val="%1.%2.%3.%4.%5.%6.%7"/>
+      <w:lvlJc w:val="left"/>
+      <w:pPr>
+        <w:ind w:left="2160" w:hanging="2160"/>
+      </w:pPr>
+      <w:rPr>
+        <w:rFonts w:hint="default"/>
+      </w:rPr>
+    </w:lvl>
+    <w:lvl w:ilvl="7">
+      <w:start w:val="1"/>
+      <w:numFmt w:val="decimal"/>
+      <w:lvlText w:val="%1.%2.%3.%4.%5.%6.%7.%8"/>
+      <w:lvlJc w:val="left"/>
+      <w:pPr>
+        <w:ind w:left="2160" w:hanging="2160"/>
+      </w:pPr>
+      <w:rPr>
+        <w:rFonts w:hint="default"/>
+      </w:rPr>
+    </w:lvl>
+    <w:lvl w:ilvl="8">
+      <w:start w:val="1"/>
+      <w:numFmt w:val="decimal"/>
+      <w:lvlText w:val="%1.%2.%3.%4.%5.%6.%7.%8.%9"/>
+      <w:lvlJc w:val="left"/>
+      <w:pPr>
+        <w:ind w:left="2520" w:hanging="2520"/>
+      </w:pPr>
+      <w:rPr>
+        <w:rFonts w:hint="default"/>
+      </w:rPr>
+    </w:lvl>
+  </w:abstractNum>
+  <w:abstractNum w:abstractNumId="2" w15:restartNumberingAfterBreak="0">
+    <w:nsid w:val="68221B55"/>
+    <w:multiLevelType w:val="multilevel"/>
+    <w:tmpl w:val="687A6B1E"/>
+    <w:lvl w:ilvl="0">
+      <w:start w:val="1"/>
+      <w:numFmt w:val="bullet"/>
+      <w:lvlText w:val=""/>
+      <w:lvlJc w:val="left"/>
+      <w:pPr>
+        <w:tabs>
+          <w:tab w:val="num" w:pos="720"/>
+        </w:tabs>
+        <w:ind w:left="720" w:hanging="360"/>
+      </w:pPr>
+      <w:rPr>
+        <w:rFonts w:ascii="Symbol" w:hAnsi="Symbol" w:hint="default"/>
+        <w:sz w:val="20"/>
+      </w:rPr>
+    </w:lvl>
+    <w:lvl w:ilvl="1" w:tentative="1">
+      <w:start w:val="1"/>
+      <w:numFmt w:val="bullet"/>
+      <w:lvlText w:val="o"/>
+      <w:lvlJc w:val="left"/>
+      <w:pPr>
+        <w:tabs>
+          <w:tab w:val="num" w:pos="1440"/>
+        </w:tabs>
+        <w:ind w:left="1440" w:hanging="360"/>
+      </w:pPr>
+      <w:rPr>
+        <w:rFonts w:ascii="Courier New" w:hAnsi="Courier New" w:hint="default"/>
+        <w:sz w:val="20"/>
+      </w:rPr>
+    </w:lvl>
+    <w:lvl w:ilvl="2" w:tentative="1">
+      <w:start w:val="1"/>
+      <w:numFmt w:val="bullet"/>
+      <w:lvlText w:val=""/>
+      <w:lvlJc w:val="left"/>
+      <w:pPr>
+        <w:tabs>
+          <w:tab w:val="num" w:pos="2160"/>
+        </w:tabs>
+        <w:ind w:left="2160" w:hanging="360"/>
+      </w:pPr>
+      <w:rPr>
+        <w:rFonts w:ascii="Wingdings" w:hAnsi="Wingdings" w:hint="default"/>
+        <w:sz w:val="20"/>
+      </w:rPr>
+    </w:lvl>
+    <w:lvl w:ilvl="3" w:tentative="1">
+      <w:start w:val="1"/>
+      <w:numFmt w:val="bullet"/>
+      <w:lvlText w:val=""/>
+      <w:lvlJc w:val="left"/>
+      <w:pPr>
+        <w:tabs>
+          <w:tab w:val="num" w:pos="2880"/>
+        </w:tabs>
+        <w:ind w:left="2880" w:hanging="360"/>
+      </w:pPr>
+      <w:rPr>
+        <w:rFonts w:ascii="Wingdings" w:hAnsi="Wingdings" w:hint="default"/>
+        <w:sz w:val="20"/>
+      </w:rPr>
+    </w:lvl>
+    <w:lvl w:ilvl="4" w:tentative="1">
+      <w:start w:val="1"/>
+      <w:numFmt w:val="bullet"/>
+      <w:lvlText w:val=""/>
+      <w:lvlJc w:val="left"/>
+      <w:pPr>
+        <w:tabs>
+          <w:tab w:val="num" w:pos="3600"/>
+        </w:tabs>
+        <w:ind w:left="3600" w:hanging="360"/>
+      </w:pPr>
+      <w:rPr>
+        <w:rFonts w:ascii="Wingdings" w:hAnsi="Wingdings" w:hint="default"/>
+        <w:sz w:val="20"/>
+      </w:rPr>
+    </w:lvl>
+    <w:lvl w:ilvl="5" w:tentative="1">
+      <w:start w:val="1"/>
+      <w:numFmt w:val="bullet"/>
+      <w:lvlText w:val=""/>
+      <w:lvlJc w:val="left"/>
+      <w:pPr>
+        <w:tabs>
+          <w:tab w:val="num" w:pos="4320"/>
+        </w:tabs>
+        <w:ind w:left="4320" w:hanging="360"/>
+      </w:pPr>
+      <w:rPr>
+        <w:rFonts w:ascii="Wingdings" w:hAnsi="Wingdings" w:hint="default"/>
+        <w:sz w:val="20"/>
+      </w:rPr>
+    </w:lvl>
+    <w:lvl w:ilvl="6" w:tentative="1">
+      <w:start w:val="1"/>
+      <w:numFmt w:val="bullet"/>
+      <w:lvlText w:val=""/>
+      <w:lvlJc w:val="left"/>
+      <w:pPr>
+        <w:tabs>
+          <w:tab w:val="num" w:pos="5040"/>
+        </w:tabs>
+        <w:ind w:left="5040" w:hanging="360"/>
+      </w:pPr>
+      <w:rPr>
+        <w:rFonts w:ascii="Wingdings" w:hAnsi="Wingdings" w:hint="default"/>
+        <w:sz w:val="20"/>
+      </w:rPr>
+    </w:lvl>
+    <w:lvl w:ilvl="7" w:tentative="1">
+      <w:start w:val="1"/>
+      <w:numFmt w:val="bullet"/>
+      <w:lvlText w:val=""/>
+      <w:lvlJc w:val="left"/>
+      <w:pPr>
+        <w:tabs>
+          <w:tab w:val="num" w:pos="5760"/>
+        </w:tabs>
+        <w:ind w:left="5760" w:hanging="360"/>
+      </w:pPr>
+      <w:rPr>
+        <w:rFonts w:ascii="Wingdings" w:hAnsi="Wingdings" w:hint="default"/>
+        <w:sz w:val="20"/>
+      </w:rPr>
+    </w:lvl>
+    <w:lvl w:ilvl="8" w:tentative="1">
+      <w:start w:val="1"/>
+      <w:numFmt w:val="bullet"/>
+      <w:lvlText w:val=""/>
+      <w:lvlJc w:val="left"/>
+      <w:pPr>
+        <w:tabs>
+          <w:tab w:val="num" w:pos="6480"/>
+        </w:tabs>
+        <w:ind w:left="6480" w:hanging="360"/>
+      </w:pPr>
+      <w:rPr>
+        <w:rFonts w:ascii="Wingdings" w:hAnsi="Wingdings" w:hint="default"/>
+        <w:sz w:val="20"/>
+      </w:rPr>
+    </w:lvl>
+  </w:abstractNum>
   <w:num w:numId="1" w16cid:durableId="1709525923">
-    <w:abstractNumId w:val="0"/>
+    <w:abstractNumId w:val="1"/>
   </w:num>
   <w:num w:numId="2" w16cid:durableId="1689596354">
-    <w:abstractNumId w:val="1"/>
+    <w:abstractNumId w:val="2"/>
+  </w:num>
+  <w:num w:numId="3" w16cid:durableId="1065953324">
+    <w:abstractNumId w:val="0"/>
   </w:num>
 </w:numbering>
 </file>
@@ -3202,7 +3932,6 @@
   <w:style w:type="character" w:default="1" w:styleId="Fuentedeprrafopredeter">
     <w:name w:val="Default Paragraph Font"/>
     <w:uiPriority w:val="1"/>
-    <w:semiHidden/>
     <w:unhideWhenUsed/>
   </w:style>
   <w:style w:type="table" w:default="1" w:styleId="Tablanormal">
@@ -3700,6 +4429,18 @@
 </file>
 
 <file path=customXml/item1.xml><?xml version="1.0" encoding="utf-8"?>
+<p:properties xmlns:p="http://schemas.microsoft.com/office/2006/metadata/properties" xmlns:xsi="http://www.w3.org/2001/XMLSchema-instance" xmlns:pc="http://schemas.microsoft.com/office/infopath/2007/PartnerControls">
+  <documentManagement>
+    <_activity xmlns="b4ea9745-3b7f-4b71-b089-20a152385dbf" xsi:nil="true"/>
+  </documentManagement>
+</p:properties>
+</file>
+
+<file path=customXml/item2.xml><?xml version="1.0" encoding="utf-8"?>
+<b:Sources xmlns:b="http://schemas.openxmlformats.org/officeDocument/2006/bibliography" xmlns="http://schemas.openxmlformats.org/officeDocument/2006/bibliography" SelectedStyle="\APASixthEditionOfficeOnline.xsl" StyleName="APA" Version="6"/>
+</file>
+
+<file path=customXml/item3.xml><?xml version="1.0" encoding="utf-8"?>
 <ct:contentTypeSchema xmlns:ct="http://schemas.microsoft.com/office/2006/metadata/contentType" xmlns:ma="http://schemas.microsoft.com/office/2006/metadata/properties/metaAttributes" ct:_="" ma:_="" ma:contentTypeName="Documento" ma:contentTypeID="0x010100CE78649C82C76745AB736B81A607A008" ma:contentTypeVersion="6" ma:contentTypeDescription="Crear nuevo documento." ma:contentTypeScope="" ma:versionID="c9134f095131522db0ca355f1e6cd20f">
   <xsd:schema xmlns:xsd="http://www.w3.org/2001/XMLSchema" xmlns:xs="http://www.w3.org/2001/XMLSchema" xmlns:p="http://schemas.microsoft.com/office/2006/metadata/properties" xmlns:ns3="b4ea9745-3b7f-4b71-b089-20a152385dbf" targetNamespace="http://schemas.microsoft.com/office/2006/metadata/properties" ma:root="true" ma:fieldsID="e74dff6c4e5fdfe95d0b2fc1cf2d2a72" ns3:_="">
     <xsd:import namespace="b4ea9745-3b7f-4b71-b089-20a152385dbf"/>
@@ -3855,18 +4596,6 @@
 </ct:contentTypeSchema>
 </file>
 
-<file path=customXml/item2.xml><?xml version="1.0" encoding="utf-8"?>
-<b:Sources xmlns:b="http://schemas.openxmlformats.org/officeDocument/2006/bibliography" xmlns="http://schemas.openxmlformats.org/officeDocument/2006/bibliography" SelectedStyle="\APASixthEditionOfficeOnline.xsl" StyleName="APA" Version="6"/>
-</file>
-
-<file path=customXml/item3.xml><?xml version="1.0" encoding="utf-8"?>
-<p:properties xmlns:p="http://schemas.microsoft.com/office/2006/metadata/properties" xmlns:xsi="http://www.w3.org/2001/XMLSchema-instance" xmlns:pc="http://schemas.microsoft.com/office/infopath/2007/PartnerControls">
-  <documentManagement>
-    <_activity xmlns="b4ea9745-3b7f-4b71-b089-20a152385dbf" xsi:nil="true"/>
-  </documentManagement>
-</p:properties>
-</file>
-
 <file path=customXml/item4.xml><?xml version="1.0" encoding="utf-8"?>
 <?mso-contentType ?>
 <FormTemplates xmlns="http://schemas.microsoft.com/sharepoint/v3/contenttype/forms">
@@ -3877,6 +4606,24 @@
 </file>
 
 <file path=customXml/itemProps1.xml><?xml version="1.0" encoding="utf-8"?>
+<ds:datastoreItem xmlns:ds="http://schemas.openxmlformats.org/officeDocument/2006/customXml" ds:itemID="{89948B38-6802-4AF1-8EC4-214BA5CBCA42}">
+  <ds:schemaRefs>
+    <ds:schemaRef ds:uri="http://schemas.microsoft.com/office/2006/metadata/properties"/>
+    <ds:schemaRef ds:uri="http://schemas.microsoft.com/office/infopath/2007/PartnerControls"/>
+    <ds:schemaRef ds:uri="b4ea9745-3b7f-4b71-b089-20a152385dbf"/>
+  </ds:schemaRefs>
+</ds:datastoreItem>
+</file>
+
+<file path=customXml/itemProps2.xml><?xml version="1.0" encoding="utf-8"?>
+<ds:datastoreItem xmlns:ds="http://schemas.openxmlformats.org/officeDocument/2006/customXml" ds:itemID="{1DEED4D7-A3B8-4671-B421-EEDBB8CBF03C}">
+  <ds:schemaRefs>
+    <ds:schemaRef ds:uri="http://schemas.openxmlformats.org/officeDocument/2006/bibliography"/>
+  </ds:schemaRefs>
+</ds:datastoreItem>
+</file>
+
+<file path=customXml/itemProps3.xml><?xml version="1.0" encoding="utf-8"?>
 <ds:datastoreItem xmlns:ds="http://schemas.openxmlformats.org/officeDocument/2006/customXml" ds:itemID="{F88DEA23-E995-4002-910E-5D247456AB5E}">
   <ds:schemaRefs>
     <ds:schemaRef ds:uri="http://schemas.microsoft.com/office/2006/metadata/contentType"/>
@@ -3894,24 +4641,6 @@
 </ds:datastoreItem>
 </file>
 
-<file path=customXml/itemProps2.xml><?xml version="1.0" encoding="utf-8"?>
-<ds:datastoreItem xmlns:ds="http://schemas.openxmlformats.org/officeDocument/2006/customXml" ds:itemID="{1DEED4D7-A3B8-4671-B421-EEDBB8CBF03C}">
-  <ds:schemaRefs>
-    <ds:schemaRef ds:uri="http://schemas.openxmlformats.org/officeDocument/2006/bibliography"/>
-  </ds:schemaRefs>
-</ds:datastoreItem>
-</file>
-
-<file path=customXml/itemProps3.xml><?xml version="1.0" encoding="utf-8"?>
-<ds:datastoreItem xmlns:ds="http://schemas.openxmlformats.org/officeDocument/2006/customXml" ds:itemID="{89948B38-6802-4AF1-8EC4-214BA5CBCA42}">
-  <ds:schemaRefs>
-    <ds:schemaRef ds:uri="http://schemas.microsoft.com/office/2006/metadata/properties"/>
-    <ds:schemaRef ds:uri="http://schemas.microsoft.com/office/infopath/2007/PartnerControls"/>
-    <ds:schemaRef ds:uri="b4ea9745-3b7f-4b71-b089-20a152385dbf"/>
-  </ds:schemaRefs>
-</ds:datastoreItem>
-</file>
-
 <file path=customXml/itemProps4.xml><?xml version="1.0" encoding="utf-8"?>
 <ds:datastoreItem xmlns:ds="http://schemas.openxmlformats.org/officeDocument/2006/customXml" ds:itemID="{2F9BAC21-2872-421A-95AC-6198077A1991}">
   <ds:schemaRefs>
